--- a/content-pipeline/06-word-documents/02-english-word/012_boutique-hotels-near-ben-thanh.docx
+++ b/content-pipeline/06-word-documents/02-english-word/012_boutique-hotels-near-ben-thanh.docx
@@ -157,7 +157,7 @@
           <w:color w:val="1B365D"/>
           <w:sz w:val="32"/>
         </w:rPr>
-        <w:t>1. Introduction: Hospitality Imbued with Heritage</w:t>
+        <w:t>Introduction: Hospitality Imbued with Heritage</w:t>
       </w:r>
     </w:p>
     <w:p>
@@ -210,7 +210,7 @@
           <w:color w:val="1B365D"/>
           <w:sz w:val="32"/>
         </w:rPr>
-        <w:t>2. Core Hallmarks of a Bespoke Saigon Boutique Hotel</w:t>
+        <w:t>Core Hallmarks of a Bespoke Saigon Boutique Hotel</w:t>
       </w:r>
     </w:p>
     <w:p>
@@ -342,7 +342,7 @@
           <w:color w:val="1B365D"/>
           <w:sz w:val="32"/>
         </w:rPr>
-        <w:t>3. Five Exceptional Boutique &amp; Heritage Sanctuaries Near Ben Thanh</w:t>
+        <w:t>Five Exceptional Boutique &amp; Heritage Sanctuaries Near Ben Thanh</w:t>
       </w:r>
     </w:p>
     <w:p>
@@ -370,7 +370,7 @@
           <w:color w:val="D97706"/>
           <w:sz w:val="26"/>
         </w:rPr>
-        <w:t>1. The Myst Dong Khoi – Ode to Ba Son Shipyards &amp; Alleyway Nostalgia</w:t>
+        <w:t>The Myst Dong Khoi – Ode to Ba Son Shipyards &amp; Alleyway Nostalgia</w:t>
       </w:r>
     </w:p>
     <w:p>
@@ -490,7 +490,7 @@
           <w:color w:val="D97706"/>
           <w:sz w:val="26"/>
         </w:rPr>
-        <w:t>2. Silverland Yen Hotel – A Zen Oasis Behind the North Gate</w:t>
+        <w:t>Silverland Yen Hotel – A Zen Oasis Behind the North Gate</w:t>
       </w:r>
     </w:p>
     <w:p>
@@ -610,7 +610,7 @@
           <w:color w:val="D97706"/>
           <w:sz w:val="26"/>
         </w:rPr>
-        <w:t>3. Hotel Continental Saigon – Vietnam’s Oldest Grand Hotel (Inaugurated 1880)</w:t>
+        <w:t>Hotel Continental Saigon – Vietnam’s Oldest Grand Hotel (Inaugurated 1880)</w:t>
       </w:r>
     </w:p>
     <w:p>
@@ -747,7 +747,7 @@
           <w:color w:val="D97706"/>
           <w:sz w:val="26"/>
         </w:rPr>
-        <w:t>4. La Siesta Premium Sai Gon – Sophisticated Indochine Glamour</w:t>
+        <w:t>La Siesta Premium Sai Gon – Sophisticated Indochine Glamour</w:t>
       </w:r>
     </w:p>
     <w:p>
@@ -867,7 +867,7 @@
           <w:color w:val="D97706"/>
           <w:sz w:val="26"/>
         </w:rPr>
-        <w:t>5. Fusion Original Saigon Centre – Modernist Artistry on the Metro Line</w:t>
+        <w:t>Fusion Original Saigon Centre – Modernist Artistry on the Metro Line</w:t>
       </w:r>
     </w:p>
     <w:p>
@@ -1016,7 +1016,7 @@
           <w:color w:val="1B365D"/>
           <w:sz w:val="32"/>
         </w:rPr>
-        <w:t>4. Comparative Matrix: Premier Sanctuaries at a Glance</w:t>
+        <w:t>Comparative Matrix: Premier Sanctuaries at a Glance</w:t>
       </w:r>
     </w:p>
     <w:tbl>
@@ -1867,7 +1867,7 @@
           <w:color w:val="1B365D"/>
           <w:sz w:val="32"/>
         </w:rPr>
-        <w:t>5. Strategic Reservation Guidance for the Discerning Guest</w:t>
+        <w:t>Strategic Reservation Guidance for the Discerning Guest</w:t>
       </w:r>
     </w:p>
     <w:p>
@@ -1963,7 +1963,7 @@
           <w:color w:val="1B365D"/>
           <w:sz w:val="32"/>
         </w:rPr>
-        <w:t>6. Epilogue: Awakening to Saigon’s Living Grace</w:t>
+        <w:t>Epilogue: Awakening to Saigon’s Living Grace</w:t>
       </w:r>
     </w:p>
     <w:p>

--- a/content-pipeline/06-word-documents/02-english-word/012_boutique-hotels-near-ben-thanh.docx
+++ b/content-pipeline/06-word-documents/02-english-word/012_boutique-hotels-near-ben-thanh.docx
@@ -157,7 +157,7 @@
           <w:color w:val="1B365D"/>
           <w:sz w:val="32"/>
         </w:rPr>
-        <w:t>Introduction: Hospitality Imbued with Heritage</w:t>
+        <w:t>Hospitality Imbued with Heritage</w:t>
       </w:r>
     </w:p>
     <w:p>
@@ -210,7 +210,7 @@
           <w:color w:val="1B365D"/>
           <w:sz w:val="32"/>
         </w:rPr>
-        <w:t>Core Hallmarks of a Bespoke Saigon Boutique Hotel</w:t>
+        <w:t>What Makes a Great Boutique Hotel in Central Saigon</w:t>
       </w:r>
     </w:p>
     <w:p>
@@ -1867,7 +1867,7 @@
           <w:color w:val="1B365D"/>
           <w:sz w:val="32"/>
         </w:rPr>
-        <w:t>Strategic Reservation Guidance for the Discerning Guest</w:t>
+        <w:t>Strategic Reservation Guidance for the Guest</w:t>
       </w:r>
     </w:p>
     <w:p>

--- a/content-pipeline/06-word-documents/02-english-word/012_boutique-hotels-near-ben-thanh.docx
+++ b/content-pipeline/06-word-documents/02-english-word/012_boutique-hotels-near-ben-thanh.docx
@@ -1953,6 +1953,296 @@
     </w:p>
     <w:p>
       <w:pPr>
+        <w:spacing w:before="120" w:after="120"/>
+        <w:jc w:val="center"/>
+      </w:pPr>
+      <w:r>
+        <w:rPr>
+          <w:color w:val="CBD5E1"/>
+        </w:rPr>
+        <w:t>―――――――――――――――――――――――――――――――――――――――――――――</w:t>
+      </w:r>
+    </w:p>
+    <w:p>
+      <w:pPr>
+        <w:keepNext/>
+        <w:spacing w:before="320" w:after="120" w:line="276" w:lineRule="auto"/>
+      </w:pPr>
+      <w:r>
+        <w:rPr>
+          <w:rFonts w:ascii="Calibri" w:hAnsi="Calibri"/>
+          <w:b/>
+          <w:color w:val="1B365D"/>
+          <w:sz w:val="32"/>
+        </w:rPr>
+        <w:t>🗺️ Curated Cluster Connections</w:t>
+      </w:r>
+    </w:p>
+    <w:p>
+      <w:pPr>
+        <w:spacing w:before="40" w:after="120" w:line="276" w:lineRule="auto"/>
+      </w:pPr>
+      <w:r>
+        <w:rPr>
+          <w:rFonts w:ascii="Calibri" w:hAnsi="Calibri"/>
+          <w:color w:val="1E293B"/>
+          <w:sz w:val="21"/>
+        </w:rPr>
+        <w:t>To help you navigate District 1 with ease, explore our companion heritage guides:</w:t>
+      </w:r>
+      <w:r>
+        <w:rPr>
+          <w:rFonts w:ascii="Calibri" w:hAnsi="Calibri"/>
+          <w:color w:val="1E293B"/>
+          <w:sz w:val="21"/>
+        </w:rPr>
+      </w:r>
+      <w:r>
+        <w:rPr>
+          <w:rFonts w:ascii="Calibri" w:hAnsi="Calibri"/>
+          <w:color w:val="1E293B"/>
+          <w:sz w:val="21"/>
+        </w:rPr>
+        <w:br/>
+        <w:t xml:space="preserve">- </w:t>
+      </w:r>
+      <w:r>
+        <w:rPr>
+          <w:rFonts w:ascii="Calibri" w:hAnsi="Calibri"/>
+          <w:b/>
+          <w:color w:val="1E293B"/>
+          <w:sz w:val="21"/>
+        </w:rPr>
+        <w:t>Things to Do in Ben Thanh Market:</w:t>
+      </w:r>
+      <w:r>
+        <w:rPr>
+          <w:rFonts w:ascii="Calibri" w:hAnsi="Calibri"/>
+          <w:color w:val="1E293B"/>
+          <w:sz w:val="21"/>
+        </w:rPr>
+        <w:t xml:space="preserve"> stepping out from your room into the vibrant </w:t>
+      </w:r>
+      <w:r>
+        <w:rPr>
+          <w:rFonts w:ascii="Calibri" w:hAnsi="Calibri"/>
+          <w:color w:val="1E293B"/>
+          <w:sz w:val="21"/>
+          <w:u w:val="single"/>
+        </w:rPr>
+        <w:t>things to do in Ben Thanh Market</w:t>
+      </w:r>
+      <w:r>
+        <w:rPr>
+          <w:rFonts w:ascii="Calibri" w:hAnsi="Calibri"/>
+          <w:color w:val="1E293B"/>
+          <w:sz w:val="21"/>
+        </w:rPr>
+        <w:t>.</w:t>
+      </w:r>
+      <w:r>
+        <w:rPr>
+          <w:rFonts w:ascii="Calibri" w:hAnsi="Calibri"/>
+          <w:color w:val="1E293B"/>
+          <w:sz w:val="21"/>
+        </w:rPr>
+      </w:r>
+      <w:r>
+        <w:rPr>
+          <w:rFonts w:ascii="Calibri" w:hAnsi="Calibri"/>
+          <w:color w:val="1E293B"/>
+          <w:sz w:val="21"/>
+        </w:rPr>
+        <w:br/>
+        <w:t xml:space="preserve">- </w:t>
+      </w:r>
+      <w:r>
+        <w:rPr>
+          <w:rFonts w:ascii="Calibri" w:hAnsi="Calibri"/>
+          <w:b/>
+          <w:color w:val="1E293B"/>
+          <w:sz w:val="21"/>
+        </w:rPr>
+        <w:t>Tan Son Nhat Airport Transfer Guide:</w:t>
+      </w:r>
+      <w:r>
+        <w:rPr>
+          <w:rFonts w:ascii="Calibri" w:hAnsi="Calibri"/>
+          <w:color w:val="1E293B"/>
+          <w:sz w:val="21"/>
+        </w:rPr>
+        <w:t xml:space="preserve"> organizing your arrival using our </w:t>
+      </w:r>
+      <w:r>
+        <w:rPr>
+          <w:rFonts w:ascii="Calibri" w:hAnsi="Calibri"/>
+          <w:color w:val="1E293B"/>
+          <w:sz w:val="21"/>
+          <w:u w:val="single"/>
+        </w:rPr>
+        <w:t>Tan Son Nhat airport to Ben Thanh transfer guide</w:t>
+      </w:r>
+      <w:r>
+        <w:rPr>
+          <w:rFonts w:ascii="Calibri" w:hAnsi="Calibri"/>
+          <w:color w:val="1E293B"/>
+          <w:sz w:val="21"/>
+        </w:rPr>
+        <w:t>.</w:t>
+      </w:r>
+      <w:r>
+        <w:rPr>
+          <w:rFonts w:ascii="Calibri" w:hAnsi="Calibri"/>
+          <w:color w:val="1E293B"/>
+          <w:sz w:val="21"/>
+        </w:rPr>
+      </w:r>
+      <w:r>
+        <w:rPr>
+          <w:rFonts w:ascii="Calibri" w:hAnsi="Calibri"/>
+          <w:color w:val="1E293B"/>
+          <w:sz w:val="21"/>
+        </w:rPr>
+        <w:br/>
+        <w:t xml:space="preserve">- </w:t>
+      </w:r>
+      <w:r>
+        <w:rPr>
+          <w:rFonts w:ascii="Calibri" w:hAnsi="Calibri"/>
+          <w:b/>
+          <w:color w:val="1E293B"/>
+          <w:sz w:val="21"/>
+        </w:rPr>
+        <w:t>One-Day Ben Thanh Walking Tour:</w:t>
+      </w:r>
+      <w:r>
+        <w:rPr>
+          <w:rFonts w:ascii="Calibri" w:hAnsi="Calibri"/>
+          <w:color w:val="1E293B"/>
+          <w:sz w:val="21"/>
+        </w:rPr>
+        <w:t xml:space="preserve"> commencing our curated </w:t>
+      </w:r>
+      <w:r>
+        <w:rPr>
+          <w:rFonts w:ascii="Calibri" w:hAnsi="Calibri"/>
+          <w:color w:val="1E293B"/>
+          <w:sz w:val="21"/>
+          <w:u w:val="single"/>
+        </w:rPr>
+        <w:t>one-day Ben Thanh walking tour</w:t>
+      </w:r>
+      <w:r>
+        <w:rPr>
+          <w:rFonts w:ascii="Calibri" w:hAnsi="Calibri"/>
+          <w:color w:val="1E293B"/>
+          <w:sz w:val="21"/>
+        </w:rPr>
+        <w:t xml:space="preserve"> directly from your lobby.</w:t>
+      </w:r>
+      <w:r>
+        <w:rPr>
+          <w:rFonts w:ascii="Calibri" w:hAnsi="Calibri"/>
+          <w:color w:val="1E293B"/>
+          <w:sz w:val="21"/>
+        </w:rPr>
+      </w:r>
+      <w:r>
+        <w:rPr>
+          <w:rFonts w:ascii="Calibri" w:hAnsi="Calibri"/>
+          <w:color w:val="1E293B"/>
+          <w:sz w:val="21"/>
+        </w:rPr>
+        <w:br/>
+        <w:t xml:space="preserve">- </w:t>
+      </w:r>
+      <w:r>
+        <w:rPr>
+          <w:rFonts w:ascii="Calibri" w:hAnsi="Calibri"/>
+          <w:b/>
+          <w:color w:val="1E293B"/>
+          <w:sz w:val="21"/>
+        </w:rPr>
+        <w:t>Best Rooftop Bars Near Ben Thanh:</w:t>
+      </w:r>
+      <w:r>
+        <w:rPr>
+          <w:rFonts w:ascii="Calibri" w:hAnsi="Calibri"/>
+          <w:color w:val="1E293B"/>
+          <w:sz w:val="21"/>
+        </w:rPr>
+        <w:t xml:space="preserve"> enjoying sunset vistas at the </w:t>
+      </w:r>
+      <w:r>
+        <w:rPr>
+          <w:rFonts w:ascii="Calibri" w:hAnsi="Calibri"/>
+          <w:color w:val="1E293B"/>
+          <w:sz w:val="21"/>
+          <w:u w:val="single"/>
+        </w:rPr>
+        <w:t>best rooftop bars near Ben Thanh</w:t>
+      </w:r>
+      <w:r>
+        <w:rPr>
+          <w:rFonts w:ascii="Calibri" w:hAnsi="Calibri"/>
+          <w:color w:val="1E293B"/>
+          <w:sz w:val="21"/>
+        </w:rPr>
+        <w:t>.</w:t>
+      </w:r>
+      <w:r>
+        <w:rPr>
+          <w:rFonts w:ascii="Calibri" w:hAnsi="Calibri"/>
+          <w:color w:val="1E293B"/>
+          <w:sz w:val="21"/>
+        </w:rPr>
+      </w:r>
+      <w:r>
+        <w:rPr>
+          <w:rFonts w:ascii="Calibri" w:hAnsi="Calibri"/>
+          <w:color w:val="1E293B"/>
+          <w:sz w:val="21"/>
+        </w:rPr>
+        <w:br/>
+        <w:t xml:space="preserve">- </w:t>
+      </w:r>
+      <w:r>
+        <w:rPr>
+          <w:rFonts w:ascii="Calibri" w:hAnsi="Calibri"/>
+          <w:b/>
+          <w:color w:val="1E293B"/>
+          <w:sz w:val="21"/>
+        </w:rPr>
+        <w:t>Tailor-Made Vietnam Journeys:</w:t>
+      </w:r>
+      <w:r>
+        <w:rPr>
+          <w:rFonts w:ascii="Calibri" w:hAnsi="Calibri"/>
+          <w:color w:val="1E293B"/>
+          <w:sz w:val="21"/>
+        </w:rPr>
+        <w:t xml:space="preserve"> requesting VIP concierge travel with our </w:t>
+      </w:r>
+      <w:r>
+        <w:rPr>
+          <w:rFonts w:ascii="Calibri" w:hAnsi="Calibri"/>
+          <w:color w:val="1E293B"/>
+          <w:sz w:val="21"/>
+          <w:u w:val="single"/>
+        </w:rPr>
+        <w:t>tailor-made journey service</w:t>
+      </w:r>
+      <w:r>
+        <w:rPr>
+          <w:rFonts w:ascii="Calibri" w:hAnsi="Calibri"/>
+          <w:color w:val="1E293B"/>
+          <w:sz w:val="21"/>
+        </w:rPr>
+        <w:t>.</w:t>
+      </w:r>
+    </w:p>
+    <w:p>
+      <w:pPr>
         <w:keepNext/>
         <w:spacing w:before="320" w:after="120" w:line="276" w:lineRule="auto"/>
       </w:pPr>
